--- a/วผ25 บันทึกข้อความรายงานคะแนนกลางภาค.docx
+++ b/วผ25 บันทึกข้อความรายงานคะแนนกลางภาค.docx
@@ -1,6 +1,6 @@
 
 <file path=word/document.xml><?xml version="1.0" encoding="utf-8"?>
-<w:document xmlns:wpc="http://schemas.microsoft.com/office/word/2010/wordprocessingCanvas" xmlns:cx="http://schemas.microsoft.com/office/drawing/2014/chartex" xmlns:cx1="http://schemas.microsoft.com/office/drawing/2015/9/8/chartex" xmlns:cx2="http://schemas.microsoft.com/office/drawing/2015/10/21/chartex" xmlns:cx3="http://schemas.microsoft.com/office/drawing/2016/5/9/chartex" xmlns:cx4="http://schemas.microsoft.com/office/drawing/2016/5/10/chartex" xmlns:cx5="http://schemas.microsoft.com/office/drawing/2016/5/11/chartex" xmlns:cx6="http://schemas.microsoft.com/office/drawing/2016/5/12/chartex" xmlns:cx7="http://schemas.microsoft.com/office/drawing/2016/5/13/chartex" xmlns:cx8="http://schemas.microsoft.com/office/drawing/2016/5/14/chartex" xmlns:mc="http://schemas.openxmlformats.org/markup-compatibility/2006" xmlns:aink="http://schemas.microsoft.com/office/drawing/2016/ink" xmlns:am3d="http://schemas.microsoft.com/office/drawing/2017/model3d" xmlns:o="urn:schemas-microsoft-com:office:office" xmlns:oel="http://schemas.microsoft.com/office/2019/extlst" xmlns:r="http://schemas.openxmlformats.org/officeDocument/2006/relationships" xmlns:m="http://schemas.openxmlformats.org/officeDocument/2006/math" xmlns:v="urn:schemas-microsoft-com:vml" xmlns:wp14="http://schemas.microsoft.com/office/word/2010/wordprocessingDrawing" xmlns:wp="http://schemas.openxmlformats.org/drawingml/2006/wordprocessingDrawing" xmlns:w10="urn:schemas-microsoft-com:office:word" xmlns:w="http://schemas.openxmlformats.org/wordprocessingml/2006/main" xmlns:w14="http://schemas.microsoft.com/office/word/2010/wordml" xmlns:w15="http://schemas.microsoft.com/office/word/2012/wordml" xmlns:w16cex="http://schemas.microsoft.com/office/word/2018/wordml/cex" xmlns:w16cid="http://schemas.microsoft.com/office/word/2016/wordml/cid" xmlns:w16="http://schemas.microsoft.com/office/word/2018/wordml" xmlns:w16du="http://schemas.microsoft.com/office/word/2023/wordml/word16du" xmlns:w16sdtdh="http://schemas.microsoft.com/office/word/2020/wordml/sdtdatahash" xmlns:w16sdtfl="http://schemas.microsoft.com/office/word/2024/wordml/sdtformatlock" xmlns:w16se="http://schemas.microsoft.com/office/word/2015/wordml/symex" xmlns:wpg="http://schemas.microsoft.com/office/word/2010/wordprocessingGroup" xmlns:wpi="http://schemas.microsoft.com/office/word/2010/wordprocessingInk" xmlns:wne="http://schemas.microsoft.com/office/word/2006/wordml" xmlns:wps="http://schemas.microsoft.com/office/word/2010/wordprocessingShape" mc:Ignorable="w14 w15 w16se w16cid w16 w16cex w16sdtdh w16sdtfl w16du wp14">
+<w:document xmlns:wpc="http://schemas.microsoft.com/office/word/2010/wordprocessingCanvas" xmlns:cx="http://schemas.microsoft.com/office/drawing/2014/chartex" xmlns:cx1="http://schemas.microsoft.com/office/drawing/2015/9/8/chartex" xmlns:cx2="http://schemas.microsoft.com/office/drawing/2015/10/21/chartex" xmlns:cx3="http://schemas.microsoft.com/office/drawing/2016/5/9/chartex" xmlns:cx4="http://schemas.microsoft.com/office/drawing/2016/5/10/chartex" xmlns:cx5="http://schemas.microsoft.com/office/drawing/2016/5/11/chartex" xmlns:cx6="http://schemas.microsoft.com/office/drawing/2016/5/12/chartex" xmlns:cx7="http://schemas.microsoft.com/office/drawing/2016/5/13/chartex" xmlns:cx8="http://schemas.microsoft.com/office/drawing/2016/5/14/chartex" xmlns:mc="http://schemas.openxmlformats.org/markup-compatibility/2006" xmlns:aink="http://schemas.microsoft.com/office/drawing/2016/ink" xmlns:am3d="http://schemas.microsoft.com/office/drawing/2017/model3d" xmlns:o="urn:schemas-microsoft-com:office:office" xmlns:oel="http://schemas.microsoft.com/office/2019/extlst" xmlns:r="http://schemas.openxmlformats.org/officeDocument/2006/relationships" xmlns:m="http://schemas.openxmlformats.org/officeDocument/2006/math" xmlns:v="urn:schemas-microsoft-com:vml" xmlns:wp14="http://schemas.microsoft.com/office/word/2010/wordprocessingDrawing" xmlns:wp="http://schemas.openxmlformats.org/drawingml/2006/wordprocessingDrawing" xmlns:w10="urn:schemas-microsoft-com:office:word" xmlns:w="http://schemas.openxmlformats.org/wordprocessingml/2006/main" xmlns:w14="http://schemas.microsoft.com/office/word/2010/wordml" xmlns:w15="http://schemas.microsoft.com/office/word/2012/wordml" xmlns:w16cei="http://schemas.microsoft.com/office/word/2026/wordml/cei" xmlns:w16cex="http://schemas.microsoft.com/office/word/2018/wordml/cex" xmlns:w16cid="http://schemas.microsoft.com/office/word/2016/wordml/cid" xmlns:w16="http://schemas.microsoft.com/office/word/2018/wordml" xmlns:w16du="http://schemas.microsoft.com/office/word/2023/wordml/word16du" xmlns:w16sdtdh="http://schemas.microsoft.com/office/word/2020/wordml/sdtdatahash" xmlns:w16sdtfl="http://schemas.microsoft.com/office/word/2024/wordml/sdtformatlock" xmlns:w16se="http://schemas.microsoft.com/office/word/2015/wordml/symex" xmlns:wpg="http://schemas.microsoft.com/office/word/2010/wordprocessingGroup" xmlns:wpi="http://schemas.microsoft.com/office/word/2010/wordprocessingInk" xmlns:wne="http://schemas.microsoft.com/office/word/2006/wordml" xmlns:wps="http://schemas.microsoft.com/office/word/2010/wordprocessingShape" mc:Ignorable="w14 w15 w16se w16cid w16 w16cex w16sdtdh w16sdtfl w16du wp14">
   <w:body>
     <w:p>
       <w:pPr>
@@ -263,7 +263,7 @@
           <w:szCs w:val="32"/>
           <w:cs/>
         </w:rPr>
-        <w:t>3</w:t>
+        <w:t>10</w:t>
       </w:r>
       <w:r>
         <w:rPr>
@@ -1505,7 +1505,27 @@
           <w:cs/>
           <w:lang w:eastAsia="ja-JP"/>
         </w:rPr>
-        <w:t>ถูกต้อง ครบถ้วน และเป็นปัจจุบัน พร้อมทั้งจัดเก็บหลักฐานการบันทึกเวลาเรียน คะแนนเก็บระหว่างหน่วยการเรียนรู้ และคะแนนสอบกลางภาคเรียนไว้ในไดรฟ์ของงานวัดผลและประเมินผลการเรียนรู้เรียบร้อยแล้ว เพื่อใช้เป็นหลักฐานในการติดตาม ตรวจสอบ และดำเนินการด้านการวัดและประเมินผลตามระเบียบที่เกี่ยวข้อง</w:t>
+        <w:t>ถูกต้อง ครบถ้วน และเป็นปัจจุบัน พร้อมทั้งจัดเก็บหลักฐานการบันทึกเวลาเรียน คะแนนเก็บระหว่างหน่วยการเรียนรู้ และคะแนนสอบกลางภาคเรียนไว้ใน</w:t>
+      </w:r>
+      <w:r>
+        <w:rPr>
+          <w:rFonts w:ascii="TH SarabunPSK" w:eastAsia="MS Mincho" w:hAnsi="TH SarabunPSK" w:cs="TH SarabunPSK" w:hint="cs"/>
+          <w:sz w:val="30"/>
+          <w:szCs w:val="30"/>
+          <w:cs/>
+          <w:lang w:eastAsia="ja-JP"/>
+        </w:rPr>
+        <w:t>ระบบ</w:t>
+      </w:r>
+      <w:r>
+        <w:rPr>
+          <w:rFonts w:ascii="TH SarabunPSK" w:eastAsia="MS Mincho" w:hAnsi="TH SarabunPSK" w:cs="TH SarabunPSK"/>
+          <w:sz w:val="30"/>
+          <w:szCs w:val="30"/>
+          <w:cs/>
+          <w:lang w:eastAsia="ja-JP"/>
+        </w:rPr>
+        <w:t>ของงานวัดผลและประเมินผลการเรียนรู้เรียบร้อยแล้ว เพื่อใช้เป็นหลักฐานในการติดตาม ตรวจสอบ และดำเนินการด้านการวัดและประเมินผลตามระเบียบที่เกี่ยวข้อง</w:t>
       </w:r>
     </w:p>
     <w:p>
@@ -1670,6 +1690,7 @@
         </w:rPr>
         <w:t xml:space="preserve">    </w:t>
       </w:r>
+      <w:proofErr w:type="gramStart"/>
       <w:r>
         <w:rPr>
           <w:rFonts w:ascii="TH SarabunPSK" w:hAnsi="TH SarabunPSK" w:cs="TH SarabunPSK"/>
@@ -1686,7 +1707,29 @@
           <w:u w:val="dotted"/>
           <w:cs/>
         </w:rPr>
-        <w:t xml:space="preserve">                                             </w:t>
+        <w:t xml:space="preserve">  </w:t>
+      </w:r>
+      <w:proofErr w:type="gramEnd"/>
+      <w:r>
+        <w:rPr>
+          <w:rFonts w:ascii="TH SarabunPSK" w:hAnsi="TH SarabunPSK" w:cs="TH SarabunPSK" w:hint="cs"/>
+          <w:sz w:val="30"/>
+          <w:szCs w:val="30"/>
+          <w:u w:val="dotted"/>
+          <w:cs/>
+        </w:rPr>
+        <w:t xml:space="preserve">                                         </w:t>
+      </w:r>
+      <w:proofErr w:type="gramStart"/>
+      <w:r>
+        <w:rPr>
+          <w:rFonts w:ascii="TH SarabunPSK" w:hAnsi="TH SarabunPSK" w:cs="TH SarabunPSK" w:hint="cs"/>
+          <w:sz w:val="30"/>
+          <w:szCs w:val="30"/>
+          <w:u w:val="dotted"/>
+          <w:cs/>
+        </w:rPr>
+        <w:t xml:space="preserve">  </w:t>
       </w:r>
       <w:r>
         <w:rPr>
@@ -1696,6 +1739,7 @@
         </w:rPr>
         <w:t>)</w:t>
       </w:r>
+      <w:proofErr w:type="gramEnd"/>
       <w:r>
         <w:rPr>
           <w:rFonts w:ascii="TH SarabunPSK" w:hAnsi="TH SarabunPSK" w:cs="TH SarabunPSK"/>
@@ -2088,7 +2132,47 @@
                 <w:szCs w:val="32"/>
                 <w:cs/>
               </w:rPr>
-              <w:t>นางสาวอโรชา  สลุงใหญ</w:t>
+              <w:t>นางสาวอ</w:t>
+            </w:r>
+            <w:proofErr w:type="spellStart"/>
+            <w:r>
+              <w:rPr>
+                <w:rFonts w:ascii="TH SarabunPSK" w:hAnsi="TH SarabunPSK" w:cs="TH SarabunPSK"/>
+                <w:sz w:val="32"/>
+                <w:szCs w:val="32"/>
+                <w:cs/>
+              </w:rPr>
+              <w:t>โร</w:t>
+            </w:r>
+            <w:proofErr w:type="spellEnd"/>
+            <w:r>
+              <w:rPr>
+                <w:rFonts w:ascii="TH SarabunPSK" w:hAnsi="TH SarabunPSK" w:cs="TH SarabunPSK"/>
+                <w:sz w:val="32"/>
+                <w:szCs w:val="32"/>
+                <w:cs/>
+              </w:rPr>
+              <w:t xml:space="preserve">ชา  </w:t>
+            </w:r>
+            <w:proofErr w:type="spellStart"/>
+            <w:r>
+              <w:rPr>
+                <w:rFonts w:ascii="TH SarabunPSK" w:hAnsi="TH SarabunPSK" w:cs="TH SarabunPSK"/>
+                <w:sz w:val="32"/>
+                <w:szCs w:val="32"/>
+                <w:cs/>
+              </w:rPr>
+              <w:t>สลุง</w:t>
+            </w:r>
+            <w:proofErr w:type="spellEnd"/>
+            <w:r>
+              <w:rPr>
+                <w:rFonts w:ascii="TH SarabunPSK" w:hAnsi="TH SarabunPSK" w:cs="TH SarabunPSK"/>
+                <w:sz w:val="32"/>
+                <w:szCs w:val="32"/>
+                <w:cs/>
+              </w:rPr>
+              <w:t>ใหญ</w:t>
             </w:r>
             <w:r>
               <w:rPr>
@@ -2136,8 +2220,21 @@
                 <w:szCs w:val="32"/>
                 <w:cs/>
               </w:rPr>
-              <w:t>ความคิดเห็นของหัวหน้ากลุ่มบริห</w:t>
-            </w:r>
+              <w:t>ความคิดเห็นของหัวหน้ากลุ่ม</w:t>
+            </w:r>
+            <w:proofErr w:type="spellStart"/>
+            <w:r>
+              <w:rPr>
+                <w:rFonts w:ascii="TH SarabunPSK" w:hAnsi="TH SarabunPSK" w:cs="TH SarabunPSK"/>
+                <w:b/>
+                <w:bCs/>
+                <w:sz w:val="32"/>
+                <w:szCs w:val="32"/>
+                <w:cs/>
+              </w:rPr>
+              <w:t>บริห</w:t>
+            </w:r>
+            <w:proofErr w:type="spellEnd"/>
           </w:p>
           <w:p>
             <w:pPr>
@@ -2580,7 +2677,27 @@
                 <w:szCs w:val="32"/>
                 <w:cs/>
               </w:rPr>
-              <w:t>ธีรพงษ์  ภูธร</w:t>
+              <w:t>ธีรพง</w:t>
+            </w:r>
+            <w:proofErr w:type="spellStart"/>
+            <w:r>
+              <w:rPr>
+                <w:rFonts w:ascii="TH SarabunPSK" w:hAnsi="TH SarabunPSK" w:cs="TH SarabunPSK"/>
+                <w:sz w:val="32"/>
+                <w:szCs w:val="32"/>
+                <w:cs/>
+              </w:rPr>
+              <w:t>ษ์</w:t>
+            </w:r>
+            <w:proofErr w:type="spellEnd"/>
+            <w:r>
+              <w:rPr>
+                <w:rFonts w:ascii="TH SarabunPSK" w:hAnsi="TH SarabunPSK" w:cs="TH SarabunPSK"/>
+                <w:sz w:val="32"/>
+                <w:szCs w:val="32"/>
+                <w:cs/>
+              </w:rPr>
+              <w:t xml:space="preserve">  ภูธร</w:t>
             </w:r>
             <w:r>
               <w:rPr>
@@ -2599,7 +2716,7 @@
       <w:pPr>
         <w:spacing w:line="228" w:lineRule="auto"/>
         <w:rPr>
-          <w:rFonts w:ascii="TH SarabunPSK" w:hAnsi="TH SarabunPSK" w:cs="TH SarabunPSK" w:hint="cs"/>
+          <w:rFonts w:ascii="TH SarabunPSK" w:hAnsi="TH SarabunPSK" w:cs="TH SarabunPSK"/>
           <w:b/>
           <w:bCs/>
           <w:sz w:val="36"/>
@@ -2618,7 +2735,7 @@
 </file>
 
 <file path=word/numbering.xml><?xml version="1.0" encoding="utf-8"?>
-<w:numbering xmlns:wpc="http://schemas.microsoft.com/office/word/2010/wordprocessingCanvas" xmlns:cx="http://schemas.microsoft.com/office/drawing/2014/chartex" xmlns:cx1="http://schemas.microsoft.com/office/drawing/2015/9/8/chartex" xmlns:cx2="http://schemas.microsoft.com/office/drawing/2015/10/21/chartex" xmlns:cx3="http://schemas.microsoft.com/office/drawing/2016/5/9/chartex" xmlns:cx4="http://schemas.microsoft.com/office/drawing/2016/5/10/chartex" xmlns:cx5="http://schemas.microsoft.com/office/drawing/2016/5/11/chartex" xmlns:cx6="http://schemas.microsoft.com/office/drawing/2016/5/12/chartex" xmlns:cx7="http://schemas.microsoft.com/office/drawing/2016/5/13/chartex" xmlns:cx8="http://schemas.microsoft.com/office/drawing/2016/5/14/chartex" xmlns:mc="http://schemas.openxmlformats.org/markup-compatibility/2006" xmlns:aink="http://schemas.microsoft.com/office/drawing/2016/ink" xmlns:am3d="http://schemas.microsoft.com/office/drawing/2017/model3d" xmlns:o="urn:schemas-microsoft-com:office:office" xmlns:oel="http://schemas.microsoft.com/office/2019/extlst" xmlns:r="http://schemas.openxmlformats.org/officeDocument/2006/relationships" xmlns:m="http://schemas.openxmlformats.org/officeDocument/2006/math" xmlns:v="urn:schemas-microsoft-com:vml" xmlns:wp14="http://schemas.microsoft.com/office/word/2010/wordprocessingDrawing" xmlns:wp="http://schemas.openxmlformats.org/drawingml/2006/wordprocessingDrawing" xmlns:w10="urn:schemas-microsoft-com:office:word" xmlns:w="http://schemas.openxmlformats.org/wordprocessingml/2006/main" xmlns:w14="http://schemas.microsoft.com/office/word/2010/wordml" xmlns:w15="http://schemas.microsoft.com/office/word/2012/wordml" xmlns:w16cex="http://schemas.microsoft.com/office/word/2018/wordml/cex" xmlns:w16cid="http://schemas.microsoft.com/office/word/2016/wordml/cid" xmlns:w16="http://schemas.microsoft.com/office/word/2018/wordml" xmlns:w16du="http://schemas.microsoft.com/office/word/2023/wordml/word16du" xmlns:w16sdtdh="http://schemas.microsoft.com/office/word/2020/wordml/sdtdatahash" xmlns:w16sdtfl="http://schemas.microsoft.com/office/word/2024/wordml/sdtformatlock" xmlns:w16se="http://schemas.microsoft.com/office/word/2015/wordml/symex" xmlns:wpg="http://schemas.microsoft.com/office/word/2010/wordprocessingGroup" xmlns:wpi="http://schemas.microsoft.com/office/word/2010/wordprocessingInk" xmlns:wne="http://schemas.microsoft.com/office/word/2006/wordml" xmlns:wps="http://schemas.microsoft.com/office/word/2010/wordprocessingShape" mc:Ignorable="w14 w15 w16se w16cid w16 w16cex w16sdtdh w16sdtfl w16du wp14">
+<w:numbering xmlns:wpc="http://schemas.microsoft.com/office/word/2010/wordprocessingCanvas" xmlns:cx="http://schemas.microsoft.com/office/drawing/2014/chartex" xmlns:cx1="http://schemas.microsoft.com/office/drawing/2015/9/8/chartex" xmlns:cx2="http://schemas.microsoft.com/office/drawing/2015/10/21/chartex" xmlns:cx3="http://schemas.microsoft.com/office/drawing/2016/5/9/chartex" xmlns:cx4="http://schemas.microsoft.com/office/drawing/2016/5/10/chartex" xmlns:cx5="http://schemas.microsoft.com/office/drawing/2016/5/11/chartex" xmlns:cx6="http://schemas.microsoft.com/office/drawing/2016/5/12/chartex" xmlns:cx7="http://schemas.microsoft.com/office/drawing/2016/5/13/chartex" xmlns:cx8="http://schemas.microsoft.com/office/drawing/2016/5/14/chartex" xmlns:mc="http://schemas.openxmlformats.org/markup-compatibility/2006" xmlns:aink="http://schemas.microsoft.com/office/drawing/2016/ink" xmlns:am3d="http://schemas.microsoft.com/office/drawing/2017/model3d" xmlns:o="urn:schemas-microsoft-com:office:office" xmlns:oel="http://schemas.microsoft.com/office/2019/extlst" xmlns:r="http://schemas.openxmlformats.org/officeDocument/2006/relationships" xmlns:m="http://schemas.openxmlformats.org/officeDocument/2006/math" xmlns:v="urn:schemas-microsoft-com:vml" xmlns:wp14="http://schemas.microsoft.com/office/word/2010/wordprocessingDrawing" xmlns:wp="http://schemas.openxmlformats.org/drawingml/2006/wordprocessingDrawing" xmlns:w10="urn:schemas-microsoft-com:office:word" xmlns:w="http://schemas.openxmlformats.org/wordprocessingml/2006/main" xmlns:w14="http://schemas.microsoft.com/office/word/2010/wordml" xmlns:w15="http://schemas.microsoft.com/office/word/2012/wordml" xmlns:w16cei="http://schemas.microsoft.com/office/word/2026/wordml/cei" xmlns:w16cex="http://schemas.microsoft.com/office/word/2018/wordml/cex" xmlns:w16cid="http://schemas.microsoft.com/office/word/2016/wordml/cid" xmlns:w16="http://schemas.microsoft.com/office/word/2018/wordml" xmlns:w16du="http://schemas.microsoft.com/office/word/2023/wordml/word16du" xmlns:w16sdtdh="http://schemas.microsoft.com/office/word/2020/wordml/sdtdatahash" xmlns:w16sdtfl="http://schemas.microsoft.com/office/word/2024/wordml/sdtformatlock" xmlns:w16se="http://schemas.microsoft.com/office/word/2015/wordml/symex" xmlns:wpg="http://schemas.microsoft.com/office/word/2010/wordprocessingGroup" xmlns:wpi="http://schemas.microsoft.com/office/word/2010/wordprocessingInk" xmlns:wne="http://schemas.microsoft.com/office/word/2006/wordml" xmlns:wps="http://schemas.microsoft.com/office/word/2010/wordprocessingShape" mc:Ignorable="w14 w15 w16se w16cid w16 w16cex w16sdtdh w16sdtfl w16du wp14">
   <w:abstractNum w:abstractNumId="0" w15:restartNumberingAfterBreak="0">
     <w:nsid w:val="09A7722F"/>
     <w:multiLevelType w:val="hybridMultilevel"/>
@@ -3429,6 +3546,7 @@
   <w:style w:type="character" w:default="1" w:styleId="a0">
     <w:name w:val="Default Paragraph Font"/>
     <w:uiPriority w:val="1"/>
+    <w:semiHidden/>
     <w:unhideWhenUsed/>
   </w:style>
   <w:style w:type="table" w:default="1" w:styleId="a1">
